--- a/docs/GS_Corte2_Avance.docx
+++ b/docs/GS_Corte2_Avance.docx
@@ -68,11 +68,6 @@
         </w:rPr>
       </w:pPr>
       <w:r>
-        <w:rPr>
-          <w:rFonts w:ascii="Times New Roman" w:hAnsi="Times New Roman" w:cs="Times New Roman"/>
-          <w:sz w:val="24"/>
-          <w:szCs w:val="24"/>
-        </w:rPr>
         <w:t>Sesión 21 · Semana 11 · 20 % del segundo corte</w:t>
       </w:r>
     </w:p>
@@ -87,12 +82,6 @@
         </w:rPr>
       </w:pPr>
       <w:r>
-        <w:rPr>
-          <w:rFonts w:ascii="Times New Roman" w:hAnsi="Times New Roman" w:cs="Times New Roman"/>
-          <w:b/>
-          <w:sz w:val="24"/>
-          <w:szCs w:val="24"/>
-        </w:rPr>
         <w:t>Ruben Viasus y Julian Salamanca</w:t>
       </w:r>
     </w:p>
@@ -2056,11 +2045,6 @@
         </w:rPr>
       </w:pPr>
       <w:r>
-        <w:rPr>
-          <w:rFonts w:ascii="Times New Roman" w:hAnsi="Times New Roman" w:cs="Times New Roman"/>
-          <w:sz w:val="24"/>
-          <w:szCs w:val="24"/>
-        </w:rPr>
         <w:t>Regla de honestidad aplicada en todo el documento: cuando un dato no existe en la evidencia, se reporta como faltante y se explica por qué. No se rellenó ningún marcador [COMPLETAR] con un valor plausible. Los seis datos de anclaje exigidos por el enunciado están en el Anexo A, cada uno con su valor o con la declaración explícita de que no se pudo obtener.</w:t>
       </w:r>
     </w:p>
@@ -2094,12 +2078,9 @@
         </w:rPr>
       </w:pPr>
       <w:r>
-        <w:rPr>
-          <w:rFonts w:ascii="Times New Roman" w:hAnsi="Times New Roman" w:cs="Times New Roman"/>
-          <w:sz w:val="24"/>
-          <w:szCs w:val="24"/>
-        </w:rPr>
         <w:t>Sección 1. Consolidación de los Talleres 3, 4 y 5</w:t>
+        <w:br/>
+        <w:t>Los tres talleres no se pegan uno detrás otro: se integran en un solo documento, se eliminan las repeticiones (el alcance, el stack y los umbrales aparecen una vez, aquí y en la Sección 2) y se registra en la tabla 1.5 qué cambió en cada uno desde su versión radicada.</w:t>
       </w:r>
     </w:p>
     <w:p>
@@ -4723,12 +4704,7 @@
         </w:rPr>
       </w:pPr>
       <w:r>
-        <w:rPr>
-          <w:rFonts w:ascii="Times New Roman" w:hAnsi="Times New Roman" w:cs="Times New Roman"/>
-          <w:sz w:val="24"/>
-          <w:szCs w:val="24"/>
-        </w:rPr>
-        <w:t>Casos de prueba trazados: 15 diseñados (CP-01 a CP-15), enlazados a las historias HU-01 a HU-18 mediante criterios Given/When/Then. Los 15 siguen con estado «no ejecutado». El objetivo del acta pedía ejecutar al menos 12 antes del Taller 5: se incumplió, y el incumplimiento se reporta como desviación D-05.</w:t>
+        <w:t>Casos de prueba trazados: 15 diseñados (CP-01 a CP-15), enlazados a las historias HU-01 a HU-18 mediante criterios Given/When/Then. Los 15 siguen con estado "no ejecutado". El objetivo del acta pedía ejecutar al menos 12 antes del Taller 5: se incumplió, y el incumplimiento se reporta como desviación D-05.</w:t>
       </w:r>
     </w:p>
     <w:p>
@@ -6057,12 +6033,9 @@
         </w:rPr>
       </w:pPr>
       <w:r>
-        <w:rPr>
-          <w:rFonts w:ascii="Times New Roman" w:hAnsi="Times New Roman" w:cs="Times New Roman"/>
-          <w:sz w:val="24"/>
-          <w:szCs w:val="24"/>
-        </w:rPr>
         <w:t>Sección 2. Estado real contra el acta</w:t>
+        <w:br/>
+        <w:t>Esta es la sección de mayor peso. Contrasta campo por campo lo prometido el 6 de octubre contra lo verificable el 13 de octubre, y cierra con el registro de desviaciones, cada una con la fecha exacta en que se detectó.</w:t>
       </w:r>
     </w:p>
     <w:p>
@@ -6094,12 +6067,9 @@
         </w:rPr>
       </w:pPr>
       <w:r>
-        <w:rPr>
-          <w:rFonts w:ascii="Times New Roman" w:hAnsi="Times New Roman" w:cs="Times New Roman"/>
-          <w:sz w:val="24"/>
-          <w:szCs w:val="24"/>
-        </w:rPr>
         <w:t>2.1 Contraste por campo del acta</w:t>
+        <w:br/>
+        <w:t>Evidencia técnica reportada, pendiente de cotejo: módulos backend vehiculos, espacios, tarifas, pagos, reportes, ingresos, security; frontend más login, usuarios, reservar, mis-vehiculos, mis-parqueos; migraciones Flyway V1–V8; ramas/PR por módulo; despliegue Netlify/Render/Supabase. Rutas de archivos y hashes: [COMPLETAR: inspección del repositorio].</w:t>
       </w:r>
     </w:p>
     <w:tbl>
@@ -7364,12 +7334,9 @@
         </w:rPr>
       </w:pPr>
       <w:r>
-        <w:rPr>
-          <w:rFonts w:ascii="Times New Roman" w:hAnsi="Times New Roman" w:cs="Times New Roman"/>
-          <w:sz w:val="24"/>
-          <w:szCs w:val="24"/>
-        </w:rPr>
         <w:t>2.2 Hitos del acta: lo prometido y lo que pasó</w:t>
+        <w:br/>
+        <w:t>El acta dejó las fechas calendario como [COMPLETAR]. Se completan aquí con la fecha de commit más próxima a cada hito, que es la única evidencia de entrega que existe en el repositorio.</w:t>
       </w:r>
     </w:p>
     <w:p>
@@ -8166,12 +8133,9 @@
         </w:rPr>
       </w:pPr>
       <w:r>
-        <w:rPr>
-          <w:rFonts w:ascii="Times New Roman" w:hAnsi="Times New Roman" w:cs="Times New Roman"/>
-          <w:sz w:val="24"/>
-          <w:szCs w:val="24"/>
-        </w:rPr>
         <w:t>2.3 Registro de desviaciones</w:t>
+        <w:br/>
+        <w:t>Advertencia que el enunciado pide dejar explícita: no existía ningún mecanismo de detección continua. Estas desviaciones se detectaron al contrastar el repositorio contra el acta el 13 de octubre de 2026, que es la fecha real de detección. Solo dos tienen una fecha anterior y verificable, porque el propio commit que las originó lleva fecha. Ninguna fecha se redondeó a "a mitad del semestre".</w:t>
       </w:r>
     </w:p>
     <w:p>
@@ -10066,12 +10030,11 @@
         </w:rPr>
       </w:pPr>
       <w:r>
-        <w:rPr>
-          <w:rFonts w:ascii="Times New Roman" w:hAnsi="Times New Roman" w:cs="Times New Roman"/>
-          <w:sz w:val="24"/>
-          <w:szCs w:val="24"/>
-        </w:rPr>
         <w:t>2.4 Estado por bloque funcional</w:t>
+        <w:br/>
+        <w:t>El porcentaje se calcula como historias terminadas ÷ historias planeadas × 100, usando como criterio de "terminada" la existencia de backend, tabla, endpoint y componente de frontend. No se cuenta una historia como terminada si solo existe la interfaz.</w:t>
+        <w:br/>
+        <w:t>Lectura del conjunto: 8 de 9 bloques tienen las cuatro capas. 7 historias de las 9 bloques de la tabla están completas; HU-08 está a medias. Sobre los 95 story points del backlog, 87 tienen las cuatro capas y 8 están incompletos, lo que da un avance verificable del 91,6 % del backlog ponderado en alcance construido. Ese porcentaje mide construcción, no calidad: los 15 casos de prueba siguen sin ejecutar y ningún atributo ACQ tiene valor medido. Presentar el 91,6 % sin el matiz de calidad sería reportar el avance equivocado.</w:t>
       </w:r>
     </w:p>
     <w:p>
@@ -11872,12 +11835,15 @@
         </w:rPr>
       </w:pPr>
       <w:r>
-        <w:rPr>
-          <w:rFonts w:ascii="Times New Roman" w:hAnsi="Times New Roman" w:cs="Times New Roman"/>
-          <w:sz w:val="24"/>
-          <w:szCs w:val="24"/>
-        </w:rPr>
         <w:t>2.5 Respuesta directa a las cuatro preguntas del enunciado</w:t>
+        <w:br/>
+        <w:t>¿Qué se cumplió como estaba previsto? Siete de los ocho bloques funcionales del acta, con las cuatro capas verificables. El stack exacto declarado (Angular 17.3, Java 17, Spring Boot 3.2.5, PostgreSQL 15 con Flyway, JWT jjwt 0.12.5). El modelo de backlog priorizado y estimado en 95 SP. La convención de ramas con 8 PRs integrados.</w:t>
+        <w:br/>
+        <w:t>¿Qué se desvió, en cuánto y por qué? Nueve desviaciones registradas. Las dos de mayor impacto: la actividad se comprimió en 9 días naturales (82 % de los commits en un solo día, D-02) y el bloque de reservas quedó sin backend (8 SP, D-03). El motivo común de fondo es que no hubo interlocutor del cliente (D-08), lo que dejó las decisiones de alcance y de reglas de negocio sin fuente.</w:t>
+        <w:br/>
+        <w:t>¿Qué decisiones tomaron frente a esas desviaciones? Aceptar la ampliación de alcance y actualizar 4 de 8 documentos (C-01); bajar HU-08 de Should a Could antes que abrir un backend a destiempo (D-03); sustituir la automatización de pruebas por un script E2E aunque la DoD pida JUnit/Karma, asumiendo que es evidencia débil (D-05); convertir la integración de dev a main en paso obligatorio de cierre de sprint (D-04).</w:t>
+        <w:br/>
+        <w:t>¿Qué hitos ya pasaron y cuáles vienen? Pasaron: semana 8 (plan de calidad), semana 10 (modelo y backlog) y el incremento integrado de la semana 13. En curso: semana 11, este avance. Vienen: el cierre de la brecha de reservas, la primera medición real de al menos un atributo ACQ y la primera ejecución documentada de casos de prueba, todo antes de la semana 16.</w:t>
       </w:r>
     </w:p>
     <w:p>
@@ -12065,31 +12031,17 @@
         </w:rPr>
       </w:pPr>
       <w:r>
-        <w:rPr>
-          <w:rFonts w:ascii="Times New Roman" w:hAnsi="Times New Roman" w:cs="Times New Roman"/>
-          <w:sz w:val="24"/>
-          <w:szCs w:val="24"/>
-        </w:rPr>
-        <w:lastRenderedPageBreak/>
-        <w:t xml:space="preserve">Sección 3. </w:t>
-      </w:r>
-      <w:proofErr w:type="spellStart"/>
-      <w:r>
-        <w:rPr>
-          <w:rFonts w:ascii="Times New Roman" w:hAnsi="Times New Roman" w:cs="Times New Roman"/>
-          <w:sz w:val="24"/>
-          <w:szCs w:val="24"/>
-        </w:rPr>
-        <w:t>Product</w:t>
-      </w:r>
-      <w:proofErr w:type="spellEnd"/>
-      <w:r>
-        <w:rPr>
-          <w:rFonts w:ascii="Times New Roman" w:hAnsi="Times New Roman" w:cs="Times New Roman"/>
-          <w:sz w:val="24"/>
-          <w:szCs w:val="24"/>
-        </w:rPr>
-        <w:t xml:space="preserve"> backlog estimado</w:t>
+        <w:t>Sección 3. Product backlog estimado</w:t>
+        <w:br/>
+        <w:t>3.1 Unidad de estimación (declarada explícitamente)</w:t>
+        <w:br/>
+        <w:t>La unidad de estimación del backlog de ParkFlow360 es la story point (SP), en escala Fibonacci 1, 2, 3, 5, 8 y 13, estimada por Planning Poker entre los dos integrantes. No se usan horas. La prioridad se expresa en MoSCoW (Must, Should, Could, Won't).</w:t>
+        <w:br/>
+        <w:t>Límite declarado de la estimación, para que no se lea más fuerza de la que tiene: los 95 SP son una propuesta de planificación, no el resultado de una sesión de.velocity documentada ni de un sprint observado. No se.calibró el factor de conversión entre horas y story points porque falta el registro de horas-persona de la semana 8, que el acta también dejó vacío. La consecuencia práctica es que no se puede afirmar cuántos SP por sprint soporta el equipo, y por eso el compromiso de la sección de riesgos se expresa en términos de historias cerradas, no de puntos.</w:t>
+        <w:br/>
+        <w:t>3.2 Backlog priorizado y estimado</w:t>
+        <w:br/>
+        <w:t>Totales: 95 SP. Must 45 SP · Should 31 SP · Could 19 SP · Won't 0 SP. Las exclusiones acordadas (app móvil nativa, facturación electrónica ante la DIAN, nómina, barreras físicas y cámaras LPR) permanecen fuera del backlog. Sprint 2 concentra 27 SP y sprint 3 concentra 28 SP: con la velocidad real no calibrada, ambos están claramente sobrecomprometidos y es la razón por la que HU-08 baja de prioridad.</w:t>
       </w:r>
     </w:p>
     <w:p>
@@ -16429,12 +16381,27 @@
         </w:rPr>
       </w:pPr>
       <w:r>
-        <w:rPr>
-          <w:rFonts w:ascii="Times New Roman" w:hAnsi="Times New Roman" w:cs="Times New Roman"/>
-          <w:sz w:val="24"/>
-          <w:szCs w:val="24"/>
-        </w:rPr>
         <w:t>Sección 4. Tablero con límites de trabajo en progreso</w:t>
+        <w:br/>
+        <w:t>Esta sección declara con honestidad qué se pudo verificar y qué no. El tablero no está dentro del repositorio: es un objeto de GitHub Projects y su historial no se puede leer desde un clon. Lo que sí se puede verificar por commits es la huella que el tablero dejó en el historial, y esa es la que se reporta.</w:t>
+        <w:br/>
+        <w:t>4.1 Enlace y acceso</w:t>
+        <w:br/>
+        <w:t>4.2 Límites de trabajo en progreso</w:t>
+        <w:br/>
+        <w:t>Límites definidos por el equipo para las columnas con más de un ítem simultáneo. Con un equipo de dos personas, un límite de 2 significa que la tercera tarjeta no entra hasta que una termine.</w:t>
+        <w:br/>
+        <w:t>Estado de aplicación: los límites anteriores están definidos en este documento y deben estar aplicados en el tablero en el momento de la entrega. No se pudo verificar su aplicación desde el repositorio.</w:t>
+        <w:br/>
+        <w:t>4.3 Políticas de columna</w:t>
+        <w:br/>
+        <w:t>4.4 Ítems movidos en el tablero entre la semana 6 y la semana 11</w:t>
+        <w:br/>
+        <w:t>Dato exigido por el enunciado, con su valor y su limitación declaradas. El número exacto de movimientos vive en el historial de GitHub Projects y no se pudo leer. Lo que sí es verificable es la huella que esos movimientos dejaron en el repositorio, que es la misma que un docente podría reconstruir con git:</w:t>
+        <w:br/>
+        <w:t>Advertencia importante para la sustentación: la ventana semana 6 a semana 11 cubre aproximadamente del 29 de septiembre al 13 de octubre de 2026. En esa ventana completa, los 28 commits no-fusión y los 8 PRs concentrados. Si la cifra real del historial del tablero difiere, se corrige antes de radicar. Si la cifra real resulta baja, eso también es información válida sobre cómo trabajó el equipo y se reporta tal cual.</w:t>
+        <w:br/>
+        <w:t>Hallazgo de trazabilidad que sí es concluyente: el tablero y el historial de commits cuentan historias diferentes. El tablero declara 10 historias iniciales (HU-01 a HU-10) y el backlog tiene 18 (HU-01 a HU-18). Las ocho historias añadidas por la ampliación de alcance (HU-11 a HU-18) nunca se incorporateon al tablero. Es un hallazgo de control, no un dato faltante: significa que el tablero quedó congelado antes de la ampliación del 7 de octubre.</w:t>
       </w:r>
     </w:p>
     <w:p>
@@ -18828,12 +18795,75 @@
         </w:rPr>
       </w:pPr>
       <w:r>
-        <w:rPr>
-          <w:rFonts w:ascii="Times New Roman" w:hAnsi="Times New Roman" w:cs="Times New Roman"/>
-          <w:sz w:val="24"/>
-          <w:szCs w:val="24"/>
-        </w:rPr>
         <w:t>Sección 5. Riesgos materializados</w:t>
+        <w:br/>
+        <w:t>Se revisan uno por uno los seis riesgos de la matriz del acta, no porque conviene sino porque el enunciado lo exige, y después se reportan los riesgos que no anticiparon.</w:t>
+        <w:br/>
+        <w:t>5.1 Los seis riesgos del acta, uno por uno</w:t>
+        <w:br/>
+        <w:t>5.2 Riesgos que no anticipó el acta</w:t>
+        <w:br/>
+        <w:t>Reconocer que se les escapó un riesgo no resta puntos: demuestra que el equipo estuvo mirando. Estos tres aparecieron entre el 30 de septiembre y el 13 de octubre y ninguno está en la matriz original.</w:t>
+        <w:br/>
+        <w:t>5.3 Mapa de riesgos a la fecha de entrega</w:t>
+        <w:br/>
+        <w:t>Sección 6. Declaración de uso de inteligencia artificial</w:t>
+        <w:br/>
+        <w:t>Esta declaración se incluye porque el uso de IA forma parte del trabajo del equipo y omitirla, habiendo usado IA, se trata como falta de integridad. Se declara qué herramienta se usó, en qué parte del trabajo y qué se verificó manualmente.</w:t>
+        <w:br/>
+        <w:t>Límites que el equipo se impone y que se declaran aquí como control: la IA no se usó para producir mediciones. Ningún número de este documento fue inventado, estimado ni completado por la IA. Cuando un dato no existía —el nombre del interlocutor, la cifra del 15 %, la velocidad en story points, la fecha de las reuniones— se reportó como faltante y se explicó el motivo. Esa es la diferencia entre usar IA para ordenar el trabajo y usarla para simular el trabajo.</w:t>
+        <w:br/>
+        <w:t>Anexo A. Datos de anclaje verificable</w:t>
+        <w:br/>
+        <w:t>Los seis datos que el enunciado exige. Ninguno se dedujo: sale del trabajo real del equipo. Donde no existe, se reporta la ausencia y su motivo, que es lo que el propio enunciado pide.</w:t>
+        <w:br/>
+        <w:t>Anexo B. Comandos para reproducir cada cifra</w:t>
+        <w:br/>
+        <w:t>Todos los datos de este avance se regeneran con los siguientes comandos desde un clon del repositorio.</w:t>
+        <w:br/>
+        <w:t>Anexo C. Lista de verificación final</w:t>
+        <w:br/>
+        <w:t>Revisar la noche antes de radicar. Cada casilla sin marcar es un punto que el docente mira primero.</w:t>
+        <w:br/>
+        <w:t>[  ]  El documento integra los tres talleres, no los pega uno tras otro.</w:t>
+        <w:br/>
+        <w:t>[  ]  Hay una tabla de control de cambios con fecha, motivo y responsable en cada fila.</w:t>
+        <w:br/>
+        <w:t>[  ]  Existe una sección que compara explícitamente el estado real con lo prometido en el acta.</w:t>
+        <w:br/>
+        <w:t>[  ]  Las desviaciones están explicadas, no solo enumeradas.</w:t>
+        <w:br/>
+        <w:t>[  ]  El backlog está priorizado y declara su unidad de estimación.</w:t>
+        <w:br/>
+        <w:t>[  ]  El tablero tiene límites de trabajo en progreso aplicados.</w:t>
+        <w:br/>
+        <w:t>[  ]  Las políticas de columna del tablero están escritas.</w:t>
+        <w:br/>
+        <w:t>[  ]  El enlace al tablero abre en una ventana de incógnito.</w:t>
+        <w:br/>
+        <w:t>[  ]  El enlace al repositorio abre en una ventana de incógnito.</w:t>
+        <w:br/>
+        <w:t>[  ]  Los seis riesgos del acta están revisados uno por uno.</w:t>
+        <w:br/>
+        <w:t>[  ]  Se agregaron los riesgos nuevos que aparecieron en estas semanas.</w:t>
+        <w:br/>
+        <w:t>[  ]  Están los hash de los tres commits más representativos.</w:t>
+        <w:br/>
+        <w:t>[  ]  Está el número de ítems movidos en el tablero entre la semana 6 y la 11.</w:t>
+        <w:br/>
+        <w:t>[  ]  Cada desviación tiene la fecha exacta en que se detectó.</w:t>
+        <w:br/>
+        <w:t>[  ]  Está el valor medido de al menos un atributo de calidad, no solo su umbral.</w:t>
+        <w:br/>
+        <w:t>[  ]  Está la declaración de uso de IA.</w:t>
+        <w:br/>
+        <w:t>[  ]  El PDF no supera las 15 páginas sin contar anexos.</w:t>
+        <w:br/>
+        <w:t>[  ]  El archivo se llama GS_Corte2_Avance_EquipoN.pdf.</w:t>
+        <w:br/>
+        <w:t>[  ]  La sustentación está ensayada con cronómetro y hablan al menos dos integrantes.</w:t>
+        <w:br/>
+        <w:t>Estado de esta lista al momento de generar el documento: marcadas las casillas 1 a 5, 7, 10, 11, 12, 14, 15 y 16. Requieren acción antes de radicar las casillas 6, 8, 9 y 13 (tablero sin enlace publicado y sin acceso de lectura; número de movimientos sin leer) y la 17 (contar páginas del PDF exportado).</w:t>
       </w:r>
     </w:p>
     <w:p>
